--- a/paper/WRRA_M_0_3_EN.docx
+++ b/paper/WRRA_M_0_3_EN.docx
@@ -219,7 +219,7 @@
                 <w:rFonts w:ascii="Aptos" w:hAnsi="Aptos" w:eastAsia="Aptos"/>
                 <w:sz w:val="20"/>
               </w:rPr>
-              <w:t>WRRA-M 0.3</w:t>
+              <w:t>WRRA-M 0.3-r1</w:t>
             </w:r>
           </w:p>
         </w:tc>
@@ -263,7 +263,7 @@
                 <w:rFonts w:ascii="Aptos" w:hAnsi="Aptos" w:eastAsia="Aptos"/>
                 <w:sz w:val="20"/>
               </w:rPr>
-              <w:t>30 September 2026</w:t>
+              <w:t>1 October 2026</w:t>
             </w:r>
           </w:p>
         </w:tc>
@@ -360,7 +360,7 @@
           <w:rFonts w:ascii="Aptos" w:hAnsi="Aptos" w:eastAsia="Aptos"/>
           <w:i w:val="0"/>
         </w:rPr>
-        <w:t>WRRA-M 0.3 defines the minimal admissible sector of four one-to-one channel pairings that preserve the sixteen channels and the common color action inherited from version 0.2. Source supplies two scalar compatibility matrices, one for the left block and one for the right block. Law assigns each filter the sum of its selected compatibilities and evolves positive filter weights by a constant-score replicator flow. Two selection gaps completely decide the outcome. The 0.2 cross-dimensional filter is the unique maximizer exactly when both gaps are positive. In that case the flow converges to it from every interior initial condition, with an explicit exponential bound. The same filter survives entrywise score perturbations of size rho whenever the smaller gap exceeds four rho. This establishes existence, conditional uniqueness, convergence, and perturbation stability inside the stated four-filter sector. It does not derive the compatibility matrices from fundamental physics or show that nature gives the required positive gaps.</w:t>
+        <w:t>WRRA-M 0.3 defines the minimal admissible sector of four one-to-one channel pairings that preserve the sixteen channels and the common color action inherited from version 0.2. Source supplies two scalar compatibility matrices, one for the left block and one for the right block. Law assigns each filter the sum of its selected compatibilities and evolves positive filter weights by a constant-score replicator flow. Two selection gaps completely decide the outcome. The 0.2 cross-dimensional filter is the unique maximizer exactly when both gaps are positive. With positive selection rate eta &gt; 0, the flow converges to it from every interior initial condition, with an explicit exponential bound. The same filter survives entrywise score perturbations of size rho whenever the smaller gap exceeds four rho. This establishes existence, conditional uniqueness, convergence, and perturbation stability inside the stated four-filter sector. It does not derive the compatibility matrices from fundamental physics or show that nature gives the required positive gaps.</w:t>
       </w:r>
     </w:p>
     <w:p>
@@ -380,7 +380,7 @@
           <w:rFonts w:ascii="Aptos" w:hAnsi="Aptos" w:eastAsia="Aptos"/>
           <w:i w:val="0"/>
         </w:rPr>
-        <w:t>Within the four-filter sector, Source and Law select the WRRA-M 0.2 cross filter uniquely and stably if and only if both independently fixed selection gaps are positive.</w:t>
+        <w:t>Within the four-filter sector, Source and Law select the WRRA-M 0.2 cross filter uniquely and stably if and only if both independently fixed selection gaps are positive. Dynamical convergence additionally requires eta &gt; 0 and nonzero initial target support.</w:t>
       </w:r>
     </w:p>
     <w:p>
@@ -400,7 +400,7 @@
           <w:rFonts w:ascii="Aptos" w:hAnsi="Aptos" w:eastAsia="Aptos"/>
           <w:i w:val="0"/>
         </w:rPr>
-        <w:t>Version 0.3 addresses filter selection only. It does not change the sixteen-channel algebra of 0.2 and does not use the recovered Standard Model charges as inputs to the selection score.</w:t>
+        <w:t>Version 0.3 addresses filter selection only and preserves the sixteen-channel algebra of 0.2. Fixed compatibility tables are the score inputs. Known particle assignments may calibrate those tables under the WRRA evaluation rule, provided their provenance is recorded and calibrated selection is distinguished from a calculation using carrier responses fixed before evaluation.</w:t>
       </w:r>
     </w:p>
     <w:p>
@@ -2545,7 +2545,7 @@
           <w:rFonts w:ascii="Aptos" w:hAnsi="Aptos" w:eastAsia="Aptos"/>
           <w:i w:val="0"/>
         </w:rPr>
-        <w:t>To turn score ordering into a dynamical selection, Law evolves a positive weight p-F for each filter by the constant-score replicator equation. This standard flow preserves positivity and the unit sum [2]. Here it is used as a defined WRRA selection law rather than as a biological analogy.</w:t>
+        <w:t>To turn score ordering into a dynamical selection, Law evolves a positive weight p-F for each filter by the constant-score replicator equation. This standard flow preserves positivity and the unit sum [2]. Here it is used as a defined WRRA selection law rather than as a biological analogy. The convergence theorem assumes eta &gt; 0. If eta = 0, every weight remains fixed; if eta &lt; 0, interior trajectories favor the lowest scores instead.</w:t>
       </w:r>
     </w:p>
     <w:p>
@@ -2598,7 +2598,7 @@
           <w:rFonts w:ascii="Aptos" w:hAnsi="Aptos" w:eastAsia="Aptos"/>
           <w:i w:val="0"/>
         </w:rPr>
-        <w:t>For constant scores the flow has the closed solution below. The ratio of any competitor to the target decays exponentially at the corresponding score difference. If the target starts with nonzero weight and both gaps are positive, its weight approaches one.</w:t>
+        <w:t>For constant scores the flow has the closed solution below. The ratio of any competitor to the target decays exponentially at the corresponding score difference. If eta &gt; 0, the target starts with nonzero weight and both gaps are positive, its weight approaches one.</w:t>
       </w:r>
     </w:p>
     <w:p>
@@ -2745,7 +2745,7 @@
           <w:rFonts w:ascii="Aptos" w:hAnsi="Aptos" w:eastAsia="Aptos"/>
           <w:i w:val="0"/>
         </w:rPr>
-        <w:t>The interior-start condition is necessary. A candidate with exactly zero initial weight remains absent under this flow. Version 0.3 therefore treats nonzero initial support for every admissible filter as part of Source.</w:t>
+        <w:t>Nonzero initial target support is necessary for convergence to that target. Any candidate with exactly zero initial weight remains absent under the flow. For comparison of all four admissible filters, the model assumes positive initial support for each candidate; that stronger model convention is sufficient rather than mathematically necessary for target convergence.</w:t>
       </w:r>
     </w:p>
     <w:p>
@@ -2815,7 +2815,7 @@
         <w:pStyle w:val="Heading1"/>
       </w:pPr>
       <w:r>
-        <w:t>Non circular evaluation protocol</w:t>
+        <w:t>Frozen-input evaluation protocol</w:t>
       </w:r>
     </w:p>
     <w:p>
@@ -2827,7 +2827,7 @@
           <w:rFonts w:ascii="Aptos" w:hAnsi="Aptos" w:eastAsia="Aptos"/>
           <w:i w:val="0"/>
         </w:rPr>
-        <w:t>The theorem becomes evidence for WRRA-M only under the following order.</w:t>
+        <w:t>For a selection test using inputs fixed before evaluation, use the following order. A calibration run may use known particle assignments, with its provenance recorded separately.</w:t>
       </w:r>
     </w:p>
     <w:p>
@@ -2863,7 +2863,7 @@
         <w:rPr>
           <w:rFonts w:ascii="Aptos" w:hAnsi="Aptos" w:eastAsia="Aptos"/>
         </w:rPr>
-        <w:t>Freeze the tables, the rate eta, and the initial support before checking the target.</w:t>
+        <w:t>Freeze the tables, the positive selection rate eta &gt; 0, and the initial support before evaluation.</w:t>
       </w:r>
     </w:p>
     <w:p>
@@ -2899,7 +2899,7 @@
           <w:rFonts w:ascii="Aptos" w:hAnsi="Aptos" w:eastAsia="Aptos"/>
           <w:i w:val="0"/>
         </w:rPr>
-        <w:t>Choosing compatibility values after seeing the 0.2 target is calibration to the answer, not an independent selection result. Until upstream values are supplied, 0.3 is an exact conditional theorem and a measurement protocol, not empirical confirmation.</w:t>
+        <w:t>Calibrating compatibility values against a known particle assignment is legitimate model construction. The resulting selection is a calibration result. Once the tables are frozen, the score ordering, flow, and stability margin are exact conditional calculations. A selection from carrier responses fixed before checking the target has a different evidential basis. Record which basis is used; calibration itself is not a failure of the model.</w:t>
       </w:r>
     </w:p>
     <w:p>
@@ -3422,7 +3422,7 @@
                 <w:rFonts w:ascii="Aptos" w:hAnsi="Aptos" w:eastAsia="Aptos"/>
                 <w:sz w:val="16"/>
               </w:rPr>
-              <w:t>Nature supplies the stated candidate class, positive gaps, and nonzero initial support</w:t>
+              <w:t>Nature supplies the stated candidate class, positive gaps, and nonzero initial support; convergence also assumes eta &gt; 0</w:t>
             </w:r>
           </w:p>
         </w:tc>
@@ -3613,7 +3613,7 @@
           <w:rFonts w:ascii="Aptos" w:hAnsi="Aptos" w:eastAsia="Aptos"/>
           <w:i w:val="0"/>
         </w:rPr>
-        <w:t>Version 0.3 derives no numerical compatibility entry from fundamental physics. It proves what follows once Source supplies independently fixed scalar compatibilities and Law uses the stated flow. Existence means existence of a maximizer in the finite admissible class, not proof that a physical pre-spacetime system realizes that class. Uniqueness and stability are conditional on positive measured or derived gaps.</w:t>
+        <w:t>Version 0.3 derives no numerical compatibility entry from fundamental physics. It proves what follows once Source supplies independently fixed scalar compatibilities and Law uses the stated flow. Existence means existence of a maximizer in the finite admissible class, not proof that a physical pre-spacetime system realizes that class. Uniqueness and stability are conditional on positive measured or derived gaps. Convergence requires eta &gt; 0 and positive initial target support; table calibration may be used with its provenance disclosed.</w:t>
       </w:r>
     </w:p>
     <w:p>
@@ -3634,7 +3634,7 @@
           <w:rFonts w:ascii="Aptos" w:hAnsi="Aptos" w:eastAsia="Aptos"/>
           <w:i w:val="0"/>
         </w:rPr>
-        <w:t>WRRA-M 0.2 showed what the cross-dimensional filter would produce. Version 0.3 states the minimal conditions under which Source and Law select that filter rather than one of its three pairing alternatives. Two numbers decide the result. Positive left and right gaps make the target unique, drive its weight to one at a calculable rate, and protect it against bounded score errors. Zero or negative gaps expose failure without interpretive escape. The remaining task is now narrower and empirical in form: define an upstream compatibility rule, freeze it, and determine the two gaps without using the desired particle assignment as an input.</w:t>
+        <w:t>WRRA-M 0.2 showed what the cross-dimensional filter would produce. Version 0.3 states the minimal conditions under which Source and Law select that filter rather than one of its three pairing alternatives. Two numbers decide the result. Positive left and right gaps make the target unique and protect it against bounded score errors. With eta &gt; 0 and nonzero initial target support, its weight converges to one at a calculable rate. Zero or negative gaps expose failure without interpretive escape. The next task is to fix an upstream compatibility rule and calculate both gaps. Record whether the rule is calibrated against known assignments or supplied by carrier responses fixed before the target check.</w:t>
       </w:r>
     </w:p>
     <w:p>
@@ -4155,7 +4155,7 @@
                 <w:rFonts w:ascii="Aptos" w:hAnsi="Aptos" w:eastAsia="Aptos"/>
                 <w:sz w:val="16"/>
               </w:rPr>
-              <w:t>Positive gaps</w:t>
+              <w:t>Positive gaps, eta &gt; 0</w:t>
             </w:r>
           </w:p>
         </w:tc>
@@ -4422,7 +4422,7 @@
           <w:rFonts w:ascii="Aptos" w:hAnsi="Aptos" w:eastAsia="Aptos"/>
           <w:i w:val="0"/>
         </w:rPr>
-        <w:t>The three score-difference coefficient identities and the normalization of the closed-form flow were checked with exact arithmetic during the document build. No floating-point approximation is used in the theorem.</w:t>
+        <w:t>The public standalone script calculations/verify_wrra_m_0_3.py checks the three coefficient identities and all 6,561 tables with eight entries in {-1,0,1}. It verifies the two-gap uniqueness equivalence, exact rational samples of the closed flow and exponential bound, eta &gt; 0, eta = 0, eta &lt; 0, and zero-initial-support cases. It also checks all 256 extreme perturbations of a positive-gap witness and a tie at the sharp stability boundary. Finite enumeration supports the algebraic proof; it does not replace it.</w:t>
       </w:r>
     </w:p>
     <w:p>
@@ -4476,7 +4476,8 @@
     </w:p>
     <w:p>
       <w:pPr>
-        <w:spacing w:after="20"/>
+        <w:keepNext/>
+        <w:spacing w:after="80" w:line="240" w:lineRule="auto"/>
         <w:ind w:left="259" w:hanging="259"/>
       </w:pPr>
       <w:r>
@@ -4497,21 +4498,23 @@
     </w:p>
     <w:p>
       <w:pPr>
-        <w:spacing w:after="100"/>
+        <w:keepNext/>
+        <w:spacing w:after="80" w:line="240" w:lineRule="auto"/>
         <w:ind w:left="259"/>
       </w:pPr>
       <w:r>
         <w:rPr>
           <w:rFonts w:ascii="Aptos" w:hAnsi="Aptos" w:eastAsia="Aptos"/>
           <w:color w:val="245A83"/>
-          <w:sz w:val="16"/>
+          <w:sz w:val="18"/>
         </w:rPr>
         <w:t xml:space="preserve">  https://github.com/Wonsik-Choi-janefather/wrra-m-0.1/tree/main/paper</w:t>
       </w:r>
     </w:p>
     <w:p>
       <w:pPr>
-        <w:spacing w:after="20"/>
+        <w:keepNext/>
+        <w:spacing w:after="80" w:line="240" w:lineRule="auto"/>
         <w:ind w:left="259" w:hanging="259"/>
       </w:pPr>
       <w:r>
@@ -4532,21 +4535,23 @@
     </w:p>
     <w:p>
       <w:pPr>
-        <w:spacing w:after="100"/>
+        <w:keepNext/>
+        <w:spacing w:after="80" w:line="240" w:lineRule="auto"/>
         <w:ind w:left="259"/>
       </w:pPr>
       <w:r>
         <w:rPr>
           <w:rFonts w:ascii="Aptos" w:hAnsi="Aptos" w:eastAsia="Aptos"/>
           <w:color w:val="245A83"/>
-          <w:sz w:val="16"/>
+          <w:sz w:val="18"/>
         </w:rPr>
         <w:t xml:space="preserve">  https://doi.org/10.1016/0025-5564(78)90077-9</w:t>
       </w:r>
     </w:p>
     <w:p>
       <w:pPr>
-        <w:spacing w:after="20"/>
+        <w:keepNext/>
+        <w:spacing w:after="80" w:line="240" w:lineRule="auto"/>
         <w:ind w:left="259" w:hanging="259"/>
       </w:pPr>
       <w:r>
@@ -4567,21 +4572,23 @@
     </w:p>
     <w:p>
       <w:pPr>
-        <w:spacing w:after="100"/>
+        <w:keepNext/>
+        <w:spacing w:after="80" w:line="240" w:lineRule="auto"/>
         <w:ind w:left="259"/>
       </w:pPr>
       <w:r>
         <w:rPr>
           <w:rFonts w:ascii="Aptos" w:hAnsi="Aptos" w:eastAsia="Aptos"/>
           <w:color w:val="245A83"/>
-          <w:sz w:val="16"/>
+          <w:sz w:val="18"/>
         </w:rPr>
         <w:t xml:space="preserve">  https://doi.org/10.1103/PhysRevD.10.275</w:t>
       </w:r>
     </w:p>
     <w:p>
       <w:pPr>
-        <w:spacing w:after="20"/>
+        <w:keepNext/>
+        <w:spacing w:after="80" w:line="240" w:lineRule="auto"/>
         <w:ind w:left="259" w:hanging="259"/>
       </w:pPr>
       <w:r>
@@ -4602,14 +4609,15 @@
     </w:p>
     <w:p>
       <w:pPr>
-        <w:spacing w:after="100"/>
+        <w:keepNext w:val="0"/>
+        <w:spacing w:after="80" w:line="240" w:lineRule="auto"/>
         <w:ind w:left="259"/>
       </w:pPr>
       <w:r>
         <w:rPr>
           <w:rFonts w:ascii="Aptos" w:hAnsi="Aptos" w:eastAsia="Aptos"/>
           <w:color w:val="245A83"/>
-          <w:sz w:val="16"/>
+          <w:sz w:val="18"/>
         </w:rPr>
         <w:t xml:space="preserve">  https://doi.org/10.1016/0003-4916(75)90211-0</w:t>
       </w:r>
